--- a/templates/murabaha_schedule.docx
+++ b/templates/murabaha_schedule.docx
@@ -764,25 +764,8 @@
             <w:hideMark/>
           </w:tcPr>
           <w:p>
-            <w:pPr>
-              <w:jc w:val="center"/>
-              <w:rPr>
-                <w:rFonts w:ascii="Arial" w:hAnsi="Arial" w:cs="Arial"/>
-                <w:b/>
-                <w:bCs/>
-                <w:sz w:val="20"/>
-                <w:szCs w:val="20"/>
-              </w:rPr>
-            </w:pPr>
-            <w:r>
-              <w:rPr>
-                <w:rFonts w:ascii="Arial" w:hAnsi="Arial" w:cs="Arial"/>
-                <w:b/>
-                <w:bCs/>
-                <w:sz w:val="20"/>
-                <w:szCs w:val="20"/>
-              </w:rPr>
-              <w:t>Период, срок</w:t>
+            <w:r>
+              <w:t>Дата оплаты</w:t>
             </w:r>
           </w:p>
         </w:tc>
@@ -1457,40 +1440,8 @@
             <w:vAlign w:val="center"/>
           </w:tcPr>
           <w:p>
-            <w:pPr>
-              <w:spacing w:line="360" w:lineRule="auto"/>
-              <w:jc w:val="center"/>
-              <w:rPr>
-                <w:rFonts w:ascii="Arial" w:eastAsia="Calibri" w:hAnsi="Arial" w:cs="Arial"/>
-                <w:sz w:val="20"/>
-                <w:szCs w:val="20"/>
-              </w:rPr>
-            </w:pPr>
-            <w:r>
-              <w:rPr>
-                <w:rFonts w:ascii="Arial" w:eastAsia="Calibri" w:hAnsi="Arial" w:cs="Arial"/>
-                <w:sz w:val="20"/>
-                <w:szCs w:val="20"/>
-                <w:lang w:val="en-US"/>
-              </w:rPr>
-              <w:t>{{data_plateja</w:t>
-            </w:r>
-            <w:r>
-              <w:rPr>
-                <w:rFonts w:ascii="Arial" w:eastAsia="Calibri" w:hAnsi="Arial" w:cs="Arial"/>
-                <w:sz w:val="20"/>
-                <w:szCs w:val="20"/>
-              </w:rPr>
-              <w:t>5</w:t>
-            </w:r>
-            <w:r>
-              <w:rPr>
-                <w:rFonts w:ascii="Arial" w:eastAsia="Calibri" w:hAnsi="Arial" w:cs="Arial"/>
-                <w:sz w:val="20"/>
-                <w:szCs w:val="20"/>
-                <w:lang w:val="en-US"/>
-              </w:rPr>
-              <w:t>}}</w:t>
+            <w:r>
+              <w:t>{{data_plateja5}}</w:t>
             </w:r>
           </w:p>
         </w:tc>
@@ -1507,41 +1458,8 @@
             <w:vAlign w:val="center"/>
           </w:tcPr>
           <w:p>
-            <w:pPr>
-              <w:spacing w:line="360" w:lineRule="auto"/>
-              <w:jc w:val="center"/>
-              <w:rPr>
-                <w:rFonts w:ascii="Arial" w:eastAsia="Calibri" w:hAnsi="Arial" w:cs="Arial"/>
-                <w:sz w:val="20"/>
-                <w:szCs w:val="20"/>
-                <w:lang w:val="en-US"/>
-              </w:rPr>
-            </w:pPr>
-            <w:r>
-              <w:rPr>
-                <w:rFonts w:ascii="Arial" w:eastAsia="Calibri" w:hAnsi="Arial" w:cs="Arial"/>
-                <w:sz w:val="20"/>
-                <w:szCs w:val="20"/>
-                <w:lang w:val="en-US"/>
-              </w:rPr>
-              <w:t>{{summa_plateja</w:t>
-            </w:r>
-            <w:r>
-              <w:rPr>
-                <w:rFonts w:ascii="Arial" w:eastAsia="Calibri" w:hAnsi="Arial" w:cs="Arial"/>
-                <w:sz w:val="20"/>
-                <w:szCs w:val="20"/>
-              </w:rPr>
-              <w:t>5</w:t>
-            </w:r>
-            <w:r>
-              <w:rPr>
-                <w:rFonts w:ascii="Arial" w:eastAsia="Calibri" w:hAnsi="Arial" w:cs="Arial"/>
-                <w:sz w:val="20"/>
-                <w:szCs w:val="20"/>
-                <w:lang w:val="en-US"/>
-              </w:rPr>
-              <w:t>}}</w:t>
+            <w:r>
+              <w:t>{{summa_plateja5}}</w:t>
             </w:r>
           </w:p>
         </w:tc>
@@ -1556,43 +1474,8 @@
             </w:tcBorders>
           </w:tcPr>
           <w:p>
-            <w:pPr>
-              <w:tabs>
-                <w:tab w:val="left" w:pos="1690"/>
-              </w:tabs>
-              <w:spacing w:line="360" w:lineRule="auto"/>
-              <w:jc w:val="center"/>
-              <w:rPr>
-                <w:rFonts w:ascii="Arial" w:eastAsia="Calibri" w:hAnsi="Arial" w:cs="Arial"/>
-                <w:sz w:val="20"/>
-                <w:szCs w:val="20"/>
-              </w:rPr>
-            </w:pPr>
-            <w:r>
-              <w:rPr>
-                <w:rFonts w:ascii="Arial" w:eastAsia="Calibri" w:hAnsi="Arial" w:cs="Arial"/>
-                <w:sz w:val="20"/>
-                <w:szCs w:val="20"/>
-                <w:lang w:val="en-US"/>
-              </w:rPr>
-              <w:t>{{ostatok_posle_plateja</w:t>
-            </w:r>
-            <w:r>
-              <w:rPr>
-                <w:rFonts w:ascii="Arial" w:eastAsia="Calibri" w:hAnsi="Arial" w:cs="Arial"/>
-                <w:sz w:val="20"/>
-                <w:szCs w:val="20"/>
-              </w:rPr>
-              <w:t>5</w:t>
-            </w:r>
-            <w:r>
-              <w:rPr>
-                <w:rFonts w:ascii="Arial" w:eastAsia="Calibri" w:hAnsi="Arial" w:cs="Arial"/>
-                <w:sz w:val="20"/>
-                <w:szCs w:val="20"/>
-                <w:lang w:val="en-US"/>
-              </w:rPr>
-              <w:t>}}</w:t>
+            <w:r>
+              <w:t>{{ostatok_posle_plateja5}}</w:t>
             </w:r>
           </w:p>
         </w:tc>
@@ -2594,42 +2477,8 @@
             <w:vAlign w:val="center"/>
           </w:tcPr>
           <w:p>
-            <w:pPr>
-              <w:spacing w:line="360" w:lineRule="auto"/>
-              <w:jc w:val="center"/>
-              <w:rPr>
-                <w:rFonts w:ascii="Arial" w:eastAsia="Calibri" w:hAnsi="Arial" w:cs="Arial"/>
-                <w:b/>
-                <w:bCs/>
-                <w:sz w:val="20"/>
-                <w:szCs w:val="20"/>
-              </w:rPr>
-            </w:pPr>
-            <w:r>
-              <w:rPr>
-                <w:rFonts w:ascii="Arial" w:eastAsia="Calibri" w:hAnsi="Arial" w:cs="Arial"/>
-                <w:sz w:val="20"/>
-                <w:szCs w:val="20"/>
-                <w:lang w:val="en-US"/>
-              </w:rPr>
-              <w:t>{{ostatok_dolga}</w:t>
-            </w:r>
-            <w:r>
-              <w:rPr>
-                <w:rFonts w:ascii="Arial" w:eastAsia="Calibri" w:hAnsi="Arial" w:cs="Arial"/>
-                <w:sz w:val="20"/>
-                <w:szCs w:val="20"/>
-              </w:rPr>
-              <w:t xml:space="preserve">} </w:t>
-            </w:r>
-            <w:r>
-              <w:rPr>
-                <w:rFonts w:ascii="Arial" w:hAnsi="Arial" w:cs="Arial"/>
-                <w:bCs/>
-                <w:sz w:val="20"/>
-                <w:szCs w:val="20"/>
-              </w:rPr>
-              <w:t>рублей</w:t>
+            <w:r>
+              <w:t>{{ostatok_dolga}} рублей</w:t>
             </w:r>
           </w:p>
         </w:tc>
